--- a/curriculum/reveal-documents/unit-2/teacher/unit-2-homework-answer-key.docx
+++ b/curriculum/reveal-documents/unit-2/teacher/unit-2-homework-answer-key.docx
@@ -4,7 +4,7 @@
   <w:body>
     <w:p>
       <w:pPr>
-        <w:spacing w:before="0" w:after="0" w:line="240" w:lineRule="auto"/>
+        <w:spacing w:before="0" w:after="20" w:line="240" w:lineRule="auto"/>
       </w:pPr>
       <w:r>
         <w:rPr>
@@ -21,7 +21,8 @@
     </w:p>
     <w:p>
       <w:pPr>
-        <w:spacing w:before="0" w:after="0" w:line="240" w:lineRule="auto"/>
+        <w:pStyle w:val="Heading1"/>
+        <w:spacing w:before="0" w:after="20" w:line="240" w:lineRule="auto"/>
       </w:pPr>
       <w:r>
         <w:rPr>
@@ -39,7 +40,7 @@
         <w:pBdr>
           <w:bottom w:val="single" w:sz="4" w:space="5" w:color="C9CDD2"/>
         </w:pBdr>
-        <w:spacing w:before="0" w:after="0" w:line="240" w:lineRule="auto"/>
+        <w:spacing w:before="0" w:after="20" w:line="240" w:lineRule="auto"/>
       </w:pPr>
       <w:r>
         <w:rPr>
@@ -60,7 +61,7 @@
         <w:tabs>
           <w:tab w:val="right" w:pos="9504"/>
         </w:tabs>
-        <w:spacing w:before="0" w:after="0" w:line="240" w:lineRule="auto"/>
+        <w:spacing w:before="0" w:after="20" w:line="240" w:lineRule="auto"/>
       </w:pPr>
       <w:r>
         <w:rPr>
@@ -533,6 +534,7 @@
           </w:p>
           <w:p>
             <w:pPr>
+              <w:pStyle w:val="Heading2"/>
               <w:spacing w:before="0" w:after="0" w:line="240" w:lineRule="auto"/>
             </w:pPr>
             <w:r>
@@ -626,7 +628,7 @@
     </w:tbl>
     <w:p>
       <w:pPr>
-        <w:spacing w:before="0" w:after="0" w:line="20" w:lineRule="exact"/>
+        <w:spacing w:before="0" w:after="20" w:line="20" w:lineRule="exact"/>
       </w:pPr>
     </w:p>
     <w:p>
@@ -638,7 +640,7 @@
         <w:tabs>
           <w:tab w:val="right" w:pos="9504"/>
         </w:tabs>
-        <w:spacing w:before="0" w:after="0" w:line="240" w:lineRule="auto"/>
+        <w:spacing w:before="0" w:after="20" w:line="240" w:lineRule="auto"/>
       </w:pPr>
       <w:r>
         <w:rPr>
@@ -1111,6 +1113,7 @@
           </w:p>
           <w:p>
             <w:pPr>
+              <w:pStyle w:val="Heading2"/>
               <w:spacing w:before="0" w:after="0" w:line="240" w:lineRule="auto"/>
             </w:pPr>
             <w:r>
@@ -1204,7 +1207,7 @@
     </w:tbl>
     <w:p>
       <w:pPr>
-        <w:spacing w:before="0" w:after="0" w:line="20" w:lineRule="exact"/>
+        <w:spacing w:before="0" w:after="20" w:line="20" w:lineRule="exact"/>
       </w:pPr>
     </w:p>
     <w:p>
@@ -1216,7 +1219,7 @@
         <w:tabs>
           <w:tab w:val="right" w:pos="9504"/>
         </w:tabs>
-        <w:spacing w:before="0" w:after="0" w:line="240" w:lineRule="auto"/>
+        <w:spacing w:before="0" w:after="20" w:line="240" w:lineRule="auto"/>
       </w:pPr>
       <w:r>
         <w:rPr>
@@ -1726,6 +1729,7 @@
           </w:p>
           <w:p>
             <w:pPr>
+              <w:pStyle w:val="Heading2"/>
               <w:spacing w:before="0" w:after="0" w:line="240" w:lineRule="auto"/>
             </w:pPr>
             <w:r>
@@ -1819,7 +1823,7 @@
     </w:tbl>
     <w:p>
       <w:pPr>
-        <w:spacing w:before="0" w:after="0" w:line="20" w:lineRule="exact"/>
+        <w:spacing w:before="0" w:after="20" w:line="20" w:lineRule="exact"/>
       </w:pPr>
     </w:p>
     <w:p>
@@ -1831,7 +1835,7 @@
         <w:tabs>
           <w:tab w:val="right" w:pos="9504"/>
         </w:tabs>
-        <w:spacing w:before="0" w:after="0" w:line="240" w:lineRule="auto"/>
+        <w:spacing w:before="0" w:after="20" w:line="240" w:lineRule="auto"/>
       </w:pPr>
       <w:r>
         <w:rPr>
@@ -2304,6 +2308,7 @@
           </w:p>
           <w:p>
             <w:pPr>
+              <w:pStyle w:val="Heading2"/>
               <w:spacing w:before="0" w:after="0" w:line="240" w:lineRule="auto"/>
             </w:pPr>
             <w:r>
@@ -2397,7 +2402,7 @@
     </w:tbl>
     <w:p>
       <w:pPr>
-        <w:spacing w:before="0" w:after="0" w:line="20" w:lineRule="exact"/>
+        <w:spacing w:before="0" w:after="20" w:line="20" w:lineRule="exact"/>
       </w:pPr>
     </w:p>
     <w:p>
@@ -2409,7 +2414,7 @@
         <w:tabs>
           <w:tab w:val="right" w:pos="9504"/>
         </w:tabs>
-        <w:spacing w:before="0" w:after="0" w:line="240" w:lineRule="auto"/>
+        <w:spacing w:before="0" w:after="20" w:line="240" w:lineRule="auto"/>
       </w:pPr>
       <w:r>
         <w:rPr>
@@ -2882,6 +2887,7 @@
           </w:p>
           <w:p>
             <w:pPr>
+              <w:pStyle w:val="Heading2"/>
               <w:spacing w:before="0" w:after="0" w:line="240" w:lineRule="auto"/>
             </w:pPr>
             <w:r>
@@ -2975,7 +2981,7 @@
     </w:tbl>
     <w:p>
       <w:pPr>
-        <w:spacing w:before="0" w:after="0" w:line="20" w:lineRule="exact"/>
+        <w:spacing w:before="0" w:after="20" w:line="20" w:lineRule="exact"/>
       </w:pPr>
     </w:p>
     <w:p>
@@ -2987,7 +2993,7 @@
         <w:tabs>
           <w:tab w:val="right" w:pos="9504"/>
         </w:tabs>
-        <w:spacing w:before="0" w:after="0" w:line="240" w:lineRule="auto"/>
+        <w:spacing w:before="0" w:after="20" w:line="240" w:lineRule="auto"/>
       </w:pPr>
       <w:r>
         <w:rPr>
@@ -3249,7 +3255,7 @@
                 <w:sz w:val="17"/>
                 <w:szCs w:val="17"/>
               </w:rPr>
-              <w:t xml:space="preserve">No. The median is 36, which sits right in the middle of the main group. Without 210 the median would be (34 + 36) ÷ 2 = 35, so the outlier changes the median by only 1. The outlier affects the mean, not the median.</w:t>
+              <w:t xml:space="preserve">No. The median is 36, which sits right in the middle of the main group. Without 210 the median would be (34 + 36) ÷ 2 = 35, so the outlier changes the median by only 1. Here the median changes by only 1; the mean changes much more.</w:t>
             </w:r>
           </w:p>
         </w:tc>
@@ -3460,6 +3466,7 @@
           </w:p>
           <w:p>
             <w:pPr>
+              <w:pStyle w:val="Heading2"/>
               <w:spacing w:before="0" w:after="0" w:line="240" w:lineRule="auto"/>
             </w:pPr>
             <w:r>
@@ -3553,7 +3560,7 @@
     </w:tbl>
     <w:p>
       <w:pPr>
-        <w:spacing w:before="0" w:after="0" w:line="20" w:lineRule="exact"/>
+        <w:spacing w:before="0" w:after="20" w:line="20" w:lineRule="exact"/>
       </w:pPr>
     </w:p>
     <w:p>
@@ -3565,7 +3572,7 @@
         <w:tabs>
           <w:tab w:val="right" w:pos="9504"/>
         </w:tabs>
-        <w:spacing w:before="0" w:after="0" w:line="240" w:lineRule="auto"/>
+        <w:spacing w:before="0" w:after="20" w:line="240" w:lineRule="auto"/>
       </w:pPr>
       <w:r>
         <w:rPr>
@@ -4038,6 +4045,7 @@
           </w:p>
           <w:p>
             <w:pPr>
+              <w:pStyle w:val="Heading2"/>
               <w:spacing w:before="0" w:after="0" w:line="240" w:lineRule="auto"/>
             </w:pPr>
             <w:r>
@@ -4131,7 +4139,7 @@
     </w:tbl>
     <w:p>
       <w:pPr>
-        <w:spacing w:before="0" w:after="0" w:line="20" w:lineRule="exact"/>
+        <w:spacing w:before="0" w:after="20" w:line="20" w:lineRule="exact"/>
       </w:pPr>
     </w:p>
     <w:p>
@@ -4143,7 +4151,7 @@
         <w:tabs>
           <w:tab w:val="right" w:pos="9504"/>
         </w:tabs>
-        <w:spacing w:before="0" w:after="0" w:line="240" w:lineRule="auto"/>
+        <w:spacing w:before="0" w:after="20" w:line="240" w:lineRule="auto"/>
       </w:pPr>
       <w:r>
         <w:rPr>
@@ -4616,6 +4624,7 @@
           </w:p>
           <w:p>
             <w:pPr>
+              <w:pStyle w:val="Heading2"/>
               <w:spacing w:before="0" w:after="0" w:line="240" w:lineRule="auto"/>
             </w:pPr>
             <w:r>
@@ -4709,7 +4718,7 @@
     </w:tbl>
     <w:p>
       <w:pPr>
-        <w:spacing w:before="0" w:after="0" w:line="20" w:lineRule="exact"/>
+        <w:spacing w:before="0" w:after="20" w:line="20" w:lineRule="exact"/>
       </w:pPr>
     </w:p>
     <w:p>
@@ -4721,7 +4730,7 @@
         <w:tabs>
           <w:tab w:val="right" w:pos="9504"/>
         </w:tabs>
-        <w:spacing w:before="0" w:after="0" w:line="240" w:lineRule="auto"/>
+        <w:spacing w:before="0" w:after="20" w:line="240" w:lineRule="auto"/>
       </w:pPr>
       <w:r>
         <w:rPr>
@@ -5194,6 +5203,7 @@
           </w:p>
           <w:p>
             <w:pPr>
+              <w:pStyle w:val="Heading2"/>
               <w:spacing w:before="0" w:after="0" w:line="240" w:lineRule="auto"/>
             </w:pPr>
             <w:r>
@@ -5287,19 +5297,20 @@
     </w:tbl>
     <w:p>
       <w:pPr>
-        <w:spacing w:before="0" w:after="0" w:line="20" w:lineRule="exact"/>
+        <w:spacing w:before="0" w:after="20" w:line="20" w:lineRule="exact"/>
       </w:pPr>
     </w:p>
     <w:p>
       <w:pPr>
         <w:keepNext/>
+        <w:pageBreakBefore/>
         <w:pBdr>
           <w:bottom w:val="single" w:sz="8" w:space="3" w:color="003A70"/>
         </w:pBdr>
         <w:tabs>
           <w:tab w:val="right" w:pos="9504"/>
         </w:tabs>
-        <w:spacing w:before="0" w:after="0" w:line="240" w:lineRule="auto"/>
+        <w:spacing w:before="0" w:after="20" w:line="240" w:lineRule="auto"/>
       </w:pPr>
       <w:r>
         <w:rPr>
@@ -5772,6 +5783,7 @@
           </w:p>
           <w:p>
             <w:pPr>
+              <w:pStyle w:val="Heading2"/>
               <w:spacing w:before="0" w:after="0" w:line="240" w:lineRule="auto"/>
             </w:pPr>
             <w:r>
@@ -5865,7 +5877,7 @@
     </w:tbl>
     <w:p>
       <w:pPr>
-        <w:spacing w:before="0" w:after="0" w:line="20" w:lineRule="exact"/>
+        <w:spacing w:before="0" w:after="20" w:line="20" w:lineRule="exact"/>
       </w:pPr>
     </w:p>
     <w:sectPr>
@@ -5951,7 +5963,106 @@
               <w:sz w:val="15"/>
               <w:szCs w:val="15"/>
             </w:rPr>
-            <w:t xml:space="preserve">Homework Packets  ·  Answer Key  ·  Teacher Use</w:t>
+            <w:t xml:space="preserve">Page </w:t>
+          </w:r>
+          <w:r>
+            <w:rPr>
+              <w:rFonts w:ascii="Avenir Next" w:hAnsi="Avenir Next" w:cs="Avenir Next" w:eastAsia="Avenir Next"/>
+              <w:color w:val="5A5F66"/>
+              <w:sz w:val="15"/>
+              <w:szCs w:val="15"/>
+            </w:rPr>
+            <w:fldChar w:fldCharType="begin"/>
+          </w:r>
+          <w:r>
+            <w:rPr>
+              <w:rFonts w:ascii="Avenir Next" w:hAnsi="Avenir Next" w:cs="Avenir Next" w:eastAsia="Avenir Next"/>
+              <w:color w:val="5A5F66"/>
+              <w:sz w:val="15"/>
+              <w:szCs w:val="15"/>
+            </w:rPr>
+            <w:instrText xml:space="preserve"> PAGE </w:instrText>
+          </w:r>
+          <w:r>
+            <w:rPr>
+              <w:rFonts w:ascii="Avenir Next" w:hAnsi="Avenir Next" w:cs="Avenir Next" w:eastAsia="Avenir Next"/>
+              <w:color w:val="5A5F66"/>
+              <w:sz w:val="15"/>
+              <w:szCs w:val="15"/>
+            </w:rPr>
+            <w:fldChar w:fldCharType="separate"/>
+          </w:r>
+          <w:r>
+            <w:rPr>
+              <w:rFonts w:ascii="Avenir Next" w:hAnsi="Avenir Next" w:cs="Avenir Next" w:eastAsia="Avenir Next"/>
+              <w:color w:val="5A5F66"/>
+              <w:sz w:val="15"/>
+              <w:szCs w:val="15"/>
+            </w:rPr>
+            <w:t xml:space="preserve">1</w:t>
+          </w:r>
+          <w:r>
+            <w:rPr>
+              <w:rFonts w:ascii="Avenir Next" w:hAnsi="Avenir Next" w:cs="Avenir Next" w:eastAsia="Avenir Next"/>
+              <w:color w:val="5A5F66"/>
+              <w:sz w:val="15"/>
+              <w:szCs w:val="15"/>
+            </w:rPr>
+            <w:fldChar w:fldCharType="end"/>
+          </w:r>
+          <w:r>
+            <w:rPr>
+              <w:rFonts w:ascii="Avenir Next" w:hAnsi="Avenir Next" w:cs="Avenir Next" w:eastAsia="Avenir Next"/>
+              <w:color w:val="5A5F66"/>
+              <w:sz w:val="15"/>
+              <w:szCs w:val="15"/>
+            </w:rPr>
+            <w:t xml:space="preserve"> of </w:t>
+          </w:r>
+          <w:r>
+            <w:rPr>
+              <w:rFonts w:ascii="Avenir Next" w:hAnsi="Avenir Next" w:cs="Avenir Next" w:eastAsia="Avenir Next"/>
+              <w:color w:val="5A5F66"/>
+              <w:sz w:val="15"/>
+              <w:szCs w:val="15"/>
+            </w:rPr>
+            <w:fldChar w:fldCharType="begin"/>
+          </w:r>
+          <w:r>
+            <w:rPr>
+              <w:rFonts w:ascii="Avenir Next" w:hAnsi="Avenir Next" w:cs="Avenir Next" w:eastAsia="Avenir Next"/>
+              <w:color w:val="5A5F66"/>
+              <w:sz w:val="15"/>
+              <w:szCs w:val="15"/>
+            </w:rPr>
+            <w:instrText xml:space="preserve"> NUMPAGES </w:instrText>
+          </w:r>
+          <w:r>
+            <w:rPr>
+              <w:rFonts w:ascii="Avenir Next" w:hAnsi="Avenir Next" w:cs="Avenir Next" w:eastAsia="Avenir Next"/>
+              <w:color w:val="5A5F66"/>
+              <w:sz w:val="15"/>
+              <w:szCs w:val="15"/>
+            </w:rPr>
+            <w:fldChar w:fldCharType="separate"/>
+          </w:r>
+          <w:r>
+            <w:rPr>
+              <w:rFonts w:ascii="Avenir Next" w:hAnsi="Avenir Next" w:cs="Avenir Next" w:eastAsia="Avenir Next"/>
+              <w:color w:val="5A5F66"/>
+              <w:sz w:val="15"/>
+              <w:szCs w:val="15"/>
+            </w:rPr>
+            <w:t xml:space="preserve">1</w:t>
+          </w:r>
+          <w:r>
+            <w:rPr>
+              <w:rFonts w:ascii="Avenir Next" w:hAnsi="Avenir Next" w:cs="Avenir Next" w:eastAsia="Avenir Next"/>
+              <w:color w:val="5A5F66"/>
+              <w:sz w:val="15"/>
+              <w:szCs w:val="15"/>
+            </w:rPr>
+            <w:fldChar w:fldCharType="end"/>
           </w:r>
         </w:p>
       </w:tc>
@@ -5994,5 +6105,23 @@
       </w:tblCellMar>
     </w:tblPr>
   </w:style>
+  <w:style w:type="paragraph" w:styleId="Heading1">
+    <w:name w:val="heading 1"/>
+    <w:basedOn w:val="Normal"/>
+    <w:pPr>
+      <w:outlineLvl w:val="0"/>
+      <w:keepNext w:val="0"/>
+      <w:keepLines w:val="0"/>
+    </w:pPr>
+  </w:style>
+  <w:style w:type="paragraph" w:styleId="Heading2">
+    <w:name w:val="heading 2"/>
+    <w:basedOn w:val="Normal"/>
+    <w:pPr>
+      <w:outlineLvl w:val="1"/>
+      <w:keepNext w:val="0"/>
+      <w:keepLines w:val="0"/>
+    </w:pPr>
+  </w:style>
 </w:styles>
 </file>